--- a/HandsOn4/HandsOn 4.docx
+++ b/HandsOn4/HandsOn 4.docx
@@ -4,6 +4,12 @@
   <w:body>
     <w:p>
       <w:r>
+        <w:t>Elad Hayek - 211873542</w:t>
+      </w:r>
+      <w:r>
+        <w:rPr>
+          <w:noProof/>
+        </w:rPr>
         <w:drawing>
           <wp:inline distT="0" distB="0" distL="0" distR="0" wp14:anchorId="2CA1A6DC" wp14:editId="6C2EFB2E">
             <wp:extent cx="5943600" cy="2807335"/>
@@ -44,6 +50,9 @@
     <w:p/>
     <w:p>
       <w:r>
+        <w:rPr>
+          <w:noProof/>
+        </w:rPr>
         <w:drawing>
           <wp:inline distT="0" distB="0" distL="0" distR="0" wp14:anchorId="61EAEFF6" wp14:editId="3AF1B506">
             <wp:extent cx="5943600" cy="2851785"/>
@@ -81,9 +90,19 @@
         </w:drawing>
       </w:r>
     </w:p>
-    <w:p/>
     <w:p>
       <w:r>
+        <w:t xml:space="preserve">In here we can see </w:t>
+      </w:r>
+      <w:r>
+        <w:t>the button push changed the relay state from OFF to ON.</w:t>
+      </w:r>
+    </w:p>
+    <w:p>
+      <w:r>
+        <w:rPr>
+          <w:noProof/>
+        </w:rPr>
         <w:lastRenderedPageBreak/>
         <w:drawing>
           <wp:inline distT="0" distB="0" distL="0" distR="0" wp14:anchorId="18B0AEB3" wp14:editId="446690A8">
@@ -120,6 +139,14 @@
             </a:graphic>
           </wp:inline>
         </w:drawing>
+      </w:r>
+    </w:p>
+    <w:p>
+      <w:r>
+        <w:t xml:space="preserve">In here we can see the test script changed the relay state from ON to OFF and that it receives </w:t>
+      </w:r>
+      <w:r>
+        <w:t>messages from the DHT.</w:t>
       </w:r>
     </w:p>
     <w:sectPr>
